--- a/education/guias_laboratorio/GUIA_LAB_04_MOVEIT2_EJECUCION_SEGURA.docx
+++ b/education/guias_laboratorio/GUIA_LAB_04_MOVEIT2_EJECUCION_SEGURA.docx
@@ -1075,6 +1075,7 @@
                 <w:b w:val="0"/>
                 <w:sz w:val="16"/>
               </w:rPr>
+              <w:t>Ctrl+C cancela la trayectoria en moveit_safe_executor</w:t>
             </w:r>
           </w:p>
         </w:tc>
@@ -1104,6 +1105,7 @@
                 <w:b w:val="0"/>
                 <w:sz w:val="16"/>
               </w:rPr>
+              <w:t>Al validar la guía, Ctrl+C terminaba el ejecutor pero no cancelaba la meta: el brazo completaba la trayectoria. Corregido en burger_kinova_reference. La prueba 4.7 indica ahora el mensaje esperado.</w:t>
             </w:r>
           </w:p>
         </w:tc>
@@ -1134,6 +1136,7 @@
                 <w:b w:val="0"/>
                 <w:sz w:val="16"/>
               </w:rPr>
+              <w:t>22/10/2026</w:t>
             </w:r>
           </w:p>
         </w:tc>
@@ -1165,6 +1168,7 @@
                 <w:b w:val="0"/>
                 <w:sz w:val="16"/>
               </w:rPr>
+              <w:t>Anfitriona por cable, sin WiFi, y RViz con prioridad baja</w:t>
             </w:r>
           </w:p>
         </w:tc>
@@ -1194,6 +1198,7 @@
                 <w:b w:val="0"/>
                 <w:sz w:val="16"/>
               </w:rPr>
+              <w:t>Con el WiFi conectado junto al cable, o con RViz compitiendo por la CPU, el ciclo de control del driver se retrasa y el brazo vibra durante la trayectoria (TROUBLESHOOTING.md §3.7). La Fase 6 indica cómo dejar la anfitriona sólo por cable. moveit_planificacion.launch.py abre RViz con nice -n 19 cuando el hardware es real.</w:t>
             </w:r>
           </w:p>
         </w:tc>
@@ -1224,6 +1229,7 @@
                 <w:b w:val="0"/>
                 <w:sz w:val="16"/>
               </w:rPr>
+              <w:t>22/10/2026</w:t>
             </w:r>
           </w:p>
         </w:tc>
@@ -1255,6 +1261,7 @@
                 <w:b w:val="0"/>
                 <w:sz w:val="16"/>
               </w:rPr>
+              <w:t>Fase 6: llevar el brazo a Home antes del modo seco</w:t>
             </w:r>
           </w:p>
         </w:tc>
@@ -1284,6 +1291,7 @@
                 <w:b w:val="0"/>
                 <w:sz w:val="16"/>
               </w:rPr>
+              <w:t>Desde una pose con la muñeca girada media vuelta, la meta home exige recorrer ~3.1 rad en joint_4 y joint_6, y max_joint_travel_rad (3.0) la bloquea. El modo seco sirve de comprobación.</w:t>
             </w:r>
           </w:p>
         </w:tc>
@@ -1314,6 +1322,7 @@
                 <w:b w:val="0"/>
                 <w:sz w:val="16"/>
               </w:rPr>
+              <w:t>22/10/2026</w:t>
             </w:r>
           </w:p>
         </w:tc>
@@ -1345,6 +1354,7 @@
                 <w:b w:val="0"/>
                 <w:sz w:val="16"/>
               </w:rPr>
+              <w:t>Pruebas 4.1, 4.6 y 4.8</w:t>
             </w:r>
           </w:p>
         </w:tc>
@@ -1374,6 +1384,7 @@
                 <w:b w:val="0"/>
                 <w:sz w:val="16"/>
               </w:rPr>
+              <w:t>Tras la Fase 3 el brazo ya está en home: la 4.1 lo advierte y la 4.6 se provoca durante sobre_tag_mesa. En la 4.8 el planificador es aleatorio y el resultado varía de una corrida a otra. Se pide repetirla y se explica qué demuestra cada resultado.</w:t>
             </w:r>
           </w:p>
         </w:tc>
@@ -1404,6 +1415,7 @@
                 <w:b w:val="0"/>
                 <w:sz w:val="16"/>
               </w:rPr>
+              <w:t>22/10/2026</w:t>
             </w:r>
           </w:p>
         </w:tc>
@@ -6373,9 +6385,9 @@
         <w:tblLook w:val="04A0" w:firstRow="1" w:lastRow="0" w:firstColumn="1" w:lastColumn="0" w:noHBand="0" w:noVBand="1"/>
       </w:tblPr>
       <w:tblGrid>
-        <w:gridCol w:w="4961"/>
-        <w:gridCol w:w="2086"/>
-        <w:gridCol w:w="2591"/>
+        <w:gridCol w:w="5329"/>
+        <w:gridCol w:w="1922"/>
+        <w:gridCol w:w="2387"/>
       </w:tblGrid>
       <w:tr>
         <w:trPr>
@@ -6384,7 +6396,7 @@
         </w:trPr>
         <w:tc>
           <w:tcPr>
-            <w:tcW w:type="dxa" w:w="4961"/>
+            <w:tcW w:type="dxa" w:w="5329"/>
             <w:tcMar>
               <w:top w:w="90" w:type="dxa"/>
               <w:start w:w="90" w:type="dxa"/>
@@ -6413,7 +6425,7 @@
         </w:tc>
         <w:tc>
           <w:tcPr>
-            <w:tcW w:type="dxa" w:w="2086"/>
+            <w:tcW w:type="dxa" w:w="1922"/>
             <w:tcMar>
               <w:top w:w="90" w:type="dxa"/>
               <w:start w:w="90" w:type="dxa"/>
@@ -6442,7 +6454,7 @@
         </w:tc>
         <w:tc>
           <w:tcPr>
-            <w:tcW w:type="dxa" w:w="2591"/>
+            <w:tcW w:type="dxa" w:w="2387"/>
             <w:tcMar>
               <w:top w:w="90" w:type="dxa"/>
               <w:start w:w="90" w:type="dxa"/>
@@ -6476,7 +6488,7 @@
         </w:trPr>
         <w:tc>
           <w:tcPr>
-            <w:tcW w:type="dxa" w:w="4961"/>
+            <w:tcW w:type="dxa" w:w="5329"/>
             <w:tcMar>
               <w:top w:w="90" w:type="dxa"/>
               <w:start w:w="90" w:type="dxa"/>
@@ -6503,7 +6515,7 @@
         </w:tc>
         <w:tc>
           <w:tcPr>
-            <w:tcW w:type="dxa" w:w="2086"/>
+            <w:tcW w:type="dxa" w:w="1922"/>
             <w:tcMar>
               <w:top w:w="90" w:type="dxa"/>
               <w:start w:w="90" w:type="dxa"/>
@@ -6530,7 +6542,7 @@
         </w:tc>
         <w:tc>
           <w:tcPr>
-            <w:tcW w:type="dxa" w:w="2591"/>
+            <w:tcW w:type="dxa" w:w="2387"/>
             <w:tcMar>
               <w:top w:w="90" w:type="dxa"/>
               <w:start w:w="90" w:type="dxa"/>
@@ -6562,7 +6574,7 @@
         </w:trPr>
         <w:tc>
           <w:tcPr>
-            <w:tcW w:type="dxa" w:w="4961"/>
+            <w:tcW w:type="dxa" w:w="5329"/>
             <w:tcMar>
               <w:top w:w="90" w:type="dxa"/>
               <w:start w:w="90" w:type="dxa"/>
@@ -6584,13 +6596,13 @@
                 <w:b w:val="0"/>
                 <w:sz w:val="16"/>
               </w:rPr>
-              <w:t>Estación anfitriona con Ubuntu 24.04, ROS 2 Jazzy, MoveIt 2 y cable Ethernet al router</w:t>
-            </w:r>
-          </w:p>
-        </w:tc>
-        <w:tc>
-          <w:tcPr>
-            <w:tcW w:type="dxa" w:w="2086"/>
+              <w:t>Estación anfitriona con Ubuntu 24.04, ROS 2 Jazzy, MoveIt 2 y cable Ethernet al router (WiFi desconectado durante la práctica)</w:t>
+            </w:r>
+          </w:p>
+        </w:tc>
+        <w:tc>
+          <w:tcPr>
+            <w:tcW w:type="dxa" w:w="1922"/>
             <w:tcMar>
               <w:top w:w="90" w:type="dxa"/>
               <w:start w:w="90" w:type="dxa"/>
@@ -6618,7 +6630,7 @@
         </w:tc>
         <w:tc>
           <w:tcPr>
-            <w:tcW w:type="dxa" w:w="2591"/>
+            <w:tcW w:type="dxa" w:w="2387"/>
             <w:tcMar>
               <w:top w:w="90" w:type="dxa"/>
               <w:start w:w="90" w:type="dxa"/>
@@ -6651,7 +6663,7 @@
         </w:trPr>
         <w:tc>
           <w:tcPr>
-            <w:tcW w:type="dxa" w:w="4961"/>
+            <w:tcW w:type="dxa" w:w="5329"/>
             <w:tcMar>
               <w:top w:w="90" w:type="dxa"/>
               <w:start w:w="90" w:type="dxa"/>
@@ -6678,7 +6690,7 @@
         </w:tc>
         <w:tc>
           <w:tcPr>
-            <w:tcW w:type="dxa" w:w="2086"/>
+            <w:tcW w:type="dxa" w:w="1922"/>
             <w:tcMar>
               <w:top w:w="90" w:type="dxa"/>
               <w:start w:w="90" w:type="dxa"/>
@@ -6705,7 +6717,7 @@
         </w:tc>
         <w:tc>
           <w:tcPr>
-            <w:tcW w:type="dxa" w:w="2591"/>
+            <w:tcW w:type="dxa" w:w="2387"/>
             <w:tcMar>
               <w:top w:w="90" w:type="dxa"/>
               <w:start w:w="90" w:type="dxa"/>
@@ -6737,7 +6749,7 @@
         </w:trPr>
         <w:tc>
           <w:tcPr>
-            <w:tcW w:type="dxa" w:w="4961"/>
+            <w:tcW w:type="dxa" w:w="5329"/>
             <w:tcMar>
               <w:top w:w="90" w:type="dxa"/>
               <w:start w:w="90" w:type="dxa"/>
@@ -6765,7 +6777,7 @@
         </w:tc>
         <w:tc>
           <w:tcPr>
-            <w:tcW w:type="dxa" w:w="2086"/>
+            <w:tcW w:type="dxa" w:w="1922"/>
             <w:tcMar>
               <w:top w:w="90" w:type="dxa"/>
               <w:start w:w="90" w:type="dxa"/>
@@ -6793,7 +6805,7 @@
         </w:tc>
         <w:tc>
           <w:tcPr>
-            <w:tcW w:type="dxa" w:w="2591"/>
+            <w:tcW w:type="dxa" w:w="2387"/>
             <w:tcMar>
               <w:top w:w="90" w:type="dxa"/>
               <w:start w:w="90" w:type="dxa"/>
@@ -6826,7 +6838,7 @@
         </w:trPr>
         <w:tc>
           <w:tcPr>
-            <w:tcW w:type="dxa" w:w="4961"/>
+            <w:tcW w:type="dxa" w:w="5329"/>
             <w:tcMar>
               <w:top w:w="90" w:type="dxa"/>
               <w:start w:w="90" w:type="dxa"/>
@@ -6853,7 +6865,7 @@
         </w:tc>
         <w:tc>
           <w:tcPr>
-            <w:tcW w:type="dxa" w:w="2086"/>
+            <w:tcW w:type="dxa" w:w="1922"/>
             <w:tcMar>
               <w:top w:w="90" w:type="dxa"/>
               <w:start w:w="90" w:type="dxa"/>
@@ -6880,7 +6892,7 @@
         </w:tc>
         <w:tc>
           <w:tcPr>
-            <w:tcW w:type="dxa" w:w="2591"/>
+            <w:tcW w:type="dxa" w:w="2387"/>
             <w:tcMar>
               <w:top w:w="90" w:type="dxa"/>
               <w:start w:w="90" w:type="dxa"/>
@@ -7394,7 +7406,9 @@
               <w:br/>
               <w:t>5. No ampliar límites. joint_min_rad, joint_max_rad, max_velocity_rad_s y start_tolerance_rad no se modifican para «hacer pasar» un plan. En la Fase 4 se reducen a propósito para provocar bloqueos; nunca se aumentan.</w:t>
               <w:br/>
-              <w:t>6. Ctrl+C cancela. En el ejecutor, Ctrl+C cancela la trayectoria en curso y el controlador detiene el brazo. La parada de emergencia física sigue siendo la protección última.</w:t>
+              <w:t>6. Ctrl+C cancela. En el ejecutor, Ctrl+C cancela la trayectoria en curso y el controlador detiene el brazo. El ejecutor lo confirma con [SEGURIDAD] Cancelando la trayectoria en curso. Si ese mensaje no aparece, la base del grupo está desactualizada: use la parada de emergencia y sincronice antes de seguir. La parada de emergencia física sigue siendo la protección última.</w:t>
+              <w:br/>
+              <w:t>7. La anfitriona va sólo por cable. El driver se lanza con el WiFi de la anfitriona desconectado. Si el WiFi sigue conectado en la misma subred, el ciclo de control del driver se retrasa aunque la ruta al robot salga por el cable, y el brazo vibra durante la trayectoria (TROUBLESHOOTING.md §3.7). Las estaciones de los grupos sí pueden ir por WiFi: sólo consumen telemetría.</w:t>
             </w:r>
           </w:p>
         </w:tc>
@@ -8492,9 +8506,9 @@
         <w:tblLook w:val="04A0" w:firstRow="1" w:lastRow="0" w:firstColumn="1" w:lastColumn="0" w:noHBand="0" w:noVBand="1"/>
       </w:tblPr>
       <w:tblGrid>
-        <w:gridCol w:w="1383"/>
-        <w:gridCol w:w="2772"/>
-        <w:gridCol w:w="5477"/>
+        <w:gridCol w:w="1219"/>
+        <w:gridCol w:w="2443"/>
+        <w:gridCol w:w="5975"/>
       </w:tblGrid>
       <w:tr>
         <w:trPr>
@@ -8503,7 +8517,7 @@
         </w:trPr>
         <w:tc>
           <w:tcPr>
-            <w:tcW w:type="dxa" w:w="1383"/>
+            <w:tcW w:type="dxa" w:w="1219"/>
             <w:tcMar>
               <w:top w:w="90" w:type="dxa"/>
               <w:start w:w="90" w:type="dxa"/>
@@ -8532,7 +8546,7 @@
         </w:tc>
         <w:tc>
           <w:tcPr>
-            <w:tcW w:type="dxa" w:w="2772"/>
+            <w:tcW w:type="dxa" w:w="2443"/>
             <w:tcMar>
               <w:top w:w="90" w:type="dxa"/>
               <w:start w:w="90" w:type="dxa"/>
@@ -8561,7 +8575,7 @@
         </w:tc>
         <w:tc>
           <w:tcPr>
-            <w:tcW w:type="dxa" w:w="5477"/>
+            <w:tcW w:type="dxa" w:w="5975"/>
             <w:tcMar>
               <w:top w:w="90" w:type="dxa"/>
               <w:start w:w="90" w:type="dxa"/>
@@ -8595,7 +8609,7 @@
         </w:trPr>
         <w:tc>
           <w:tcPr>
-            <w:tcW w:type="dxa" w:w="1383"/>
+            <w:tcW w:type="dxa" w:w="1219"/>
             <w:tcMar>
               <w:top w:w="90" w:type="dxa"/>
               <w:start w:w="90" w:type="dxa"/>
@@ -8622,7 +8636,7 @@
         </w:tc>
         <w:tc>
           <w:tcPr>
-            <w:tcW w:type="dxa" w:w="2772"/>
+            <w:tcW w:type="dxa" w:w="2443"/>
             <w:tcMar>
               <w:top w:w="90" w:type="dxa"/>
               <w:start w:w="90" w:type="dxa"/>
@@ -8649,28 +8663,28 @@
         </w:tc>
         <w:tc>
           <w:tcPr>
-            <w:tcW w:type="dxa" w:w="5477"/>
-            <w:tcMar>
-              <w:top w:w="90" w:type="dxa"/>
-              <w:start w:w="90" w:type="dxa"/>
-              <w:bottom w:w="90" w:type="dxa"/>
-              <w:end w:w="90" w:type="dxa"/>
-            </w:tcMar>
-            <w:vAlign w:val="center"/>
-          </w:tcPr>
-          <w:p>
-            <w:pPr>
-              <w:spacing w:after="0" w:before="0"/>
-              <w:jc w:val="left"/>
-            </w:pPr>
-            <w:r/>
-            <w:r>
-              <w:rPr>
-                <w:rFonts w:ascii="Arial" w:hAnsi="Arial"/>
-                <w:b w:val="0"/>
-                <w:sz w:val="16"/>
-              </w:rPr>
-              <w:t>-p max_velocity_rad_s:=0.05</w:t>
+            <w:tcW w:type="dxa" w:w="5975"/>
+            <w:tcMar>
+              <w:top w:w="90" w:type="dxa"/>
+              <w:start w:w="90" w:type="dxa"/>
+              <w:bottom w:w="90" w:type="dxa"/>
+              <w:end w:w="90" w:type="dxa"/>
+            </w:tcMar>
+            <w:vAlign w:val="center"/>
+          </w:tcPr>
+          <w:p>
+            <w:pPr>
+              <w:spacing w:after="0" w:before="0"/>
+              <w:jc w:val="left"/>
+            </w:pPr>
+            <w:r/>
+            <w:r>
+              <w:rPr>
+                <w:rFonts w:ascii="Arial" w:hAnsi="Arial"/>
+                <w:b w:val="0"/>
+                <w:sz w:val="16"/>
+              </w:rPr>
+              <w:t>-p max_velocity_rad_s:=0.05. Si el brazo quedó en home tras la Fase 3, home pasa (el plan apenas se mueve) y el bloqueo aparece en sobre_tag_mesa</w:t>
             </w:r>
           </w:p>
         </w:tc>
@@ -8681,7 +8695,7 @@
         </w:trPr>
         <w:tc>
           <w:tcPr>
-            <w:tcW w:type="dxa" w:w="1383"/>
+            <w:tcW w:type="dxa" w:w="1219"/>
             <w:tcMar>
               <w:top w:w="90" w:type="dxa"/>
               <w:start w:w="90" w:type="dxa"/>
@@ -8709,7 +8723,7 @@
         </w:tc>
         <w:tc>
           <w:tcPr>
-            <w:tcW w:type="dxa" w:w="2772"/>
+            <w:tcW w:type="dxa" w:w="2443"/>
             <w:tcMar>
               <w:top w:w="90" w:type="dxa"/>
               <w:start w:w="90" w:type="dxa"/>
@@ -8737,7 +8751,7 @@
         </w:tc>
         <w:tc>
           <w:tcPr>
-            <w:tcW w:type="dxa" w:w="5477"/>
+            <w:tcW w:type="dxa" w:w="5975"/>
             <w:tcMar>
               <w:top w:w="90" w:type="dxa"/>
               <w:start w:w="90" w:type="dxa"/>
@@ -8770,7 +8784,7 @@
         </w:trPr>
         <w:tc>
           <w:tcPr>
-            <w:tcW w:type="dxa" w:w="1383"/>
+            <w:tcW w:type="dxa" w:w="1219"/>
             <w:tcMar>
               <w:top w:w="90" w:type="dxa"/>
               <w:start w:w="90" w:type="dxa"/>
@@ -8797,7 +8811,7 @@
         </w:tc>
         <w:tc>
           <w:tcPr>
-            <w:tcW w:type="dxa" w:w="2772"/>
+            <w:tcW w:type="dxa" w:w="2443"/>
             <w:tcMar>
               <w:top w:w="90" w:type="dxa"/>
               <w:start w:w="90" w:type="dxa"/>
@@ -8824,7 +8838,7 @@
         </w:tc>
         <w:tc>
           <w:tcPr>
-            <w:tcW w:type="dxa" w:w="5477"/>
+            <w:tcW w:type="dxa" w:w="5975"/>
             <w:tcMar>
               <w:top w:w="90" w:type="dxa"/>
               <w:start w:w="90" w:type="dxa"/>
@@ -8856,7 +8870,7 @@
         </w:trPr>
         <w:tc>
           <w:tcPr>
-            <w:tcW w:type="dxa" w:w="1383"/>
+            <w:tcW w:type="dxa" w:w="1219"/>
             <w:tcMar>
               <w:top w:w="90" w:type="dxa"/>
               <w:start w:w="90" w:type="dxa"/>
@@ -8884,7 +8898,7 @@
         </w:tc>
         <w:tc>
           <w:tcPr>
-            <w:tcW w:type="dxa" w:w="2772"/>
+            <w:tcW w:type="dxa" w:w="2443"/>
             <w:tcMar>
               <w:top w:w="90" w:type="dxa"/>
               <w:start w:w="90" w:type="dxa"/>
@@ -8912,7 +8926,7 @@
         </w:tc>
         <w:tc>
           <w:tcPr>
-            <w:tcW w:type="dxa" w:w="5477"/>
+            <w:tcW w:type="dxa" w:w="5975"/>
             <w:tcMar>
               <w:top w:w="90" w:type="dxa"/>
               <w:start w:w="90" w:type="dxa"/>
@@ -8945,7 +8959,7 @@
         </w:trPr>
         <w:tc>
           <w:tcPr>
-            <w:tcW w:type="dxa" w:w="1383"/>
+            <w:tcW w:type="dxa" w:w="1219"/>
             <w:tcMar>
               <w:top w:w="90" w:type="dxa"/>
               <w:start w:w="90" w:type="dxa"/>
@@ -8972,7 +8986,7 @@
         </w:tc>
         <w:tc>
           <w:tcPr>
-            <w:tcW w:type="dxa" w:w="2772"/>
+            <w:tcW w:type="dxa" w:w="2443"/>
             <w:tcMar>
               <w:top w:w="90" w:type="dxa"/>
               <w:start w:w="90" w:type="dxa"/>
@@ -8999,7 +9013,7 @@
         </w:tc>
         <w:tc>
           <w:tcPr>
-            <w:tcW w:type="dxa" w:w="5477"/>
+            <w:tcW w:type="dxa" w:w="5975"/>
             <w:tcMar>
               <w:top w:w="90" w:type="dxa"/>
               <w:start w:w="90" w:type="dxa"/>
@@ -9031,7 +9045,7 @@
         </w:trPr>
         <w:tc>
           <w:tcPr>
-            <w:tcW w:type="dxa" w:w="1383"/>
+            <w:tcW w:type="dxa" w:w="1219"/>
             <w:tcMar>
               <w:top w:w="90" w:type="dxa"/>
               <w:start w:w="90" w:type="dxa"/>
@@ -9059,7 +9073,7 @@
         </w:tc>
         <w:tc>
           <w:tcPr>
-            <w:tcW w:type="dxa" w:w="2772"/>
+            <w:tcW w:type="dxa" w:w="2443"/>
             <w:tcMar>
               <w:top w:w="90" w:type="dxa"/>
               <w:start w:w="90" w:type="dxa"/>
@@ -9087,7 +9101,7 @@
         </w:tc>
         <w:tc>
           <w:tcPr>
-            <w:tcW w:type="dxa" w:w="5477"/>
+            <w:tcW w:type="dxa" w:w="5975"/>
             <w:tcMar>
               <w:top w:w="90" w:type="dxa"/>
               <w:start w:w="90" w:type="dxa"/>
@@ -9109,7 +9123,7 @@
                 <w:b w:val="0"/>
                 <w:sz w:val="16"/>
               </w:rPr>
-              <w:t>Durante la ejecución de home (Fase 3), detenga el driver fake con Ctrl+C en la Terminal 1</w:t>
+              <w:t>Ejecute como en la Fase 3 con -p "sequence:=['sobre_tag_mesa', 'home']" y, mientras el brazo se mueve hacia sobre_tag_mesa, detenga el driver fake con Ctrl+C en la Terminal 1. Tras la Fase 3 el brazo ya está en home, por eso no sirve provocarla durante home</w:t>
             </w:r>
           </w:p>
         </w:tc>
@@ -9120,7 +9134,7 @@
         </w:trPr>
         <w:tc>
           <w:tcPr>
-            <w:tcW w:type="dxa" w:w="1383"/>
+            <w:tcW w:type="dxa" w:w="1219"/>
             <w:tcMar>
               <w:top w:w="90" w:type="dxa"/>
               <w:start w:w="90" w:type="dxa"/>
@@ -9147,7 +9161,7 @@
         </w:tc>
         <w:tc>
           <w:tcPr>
-            <w:tcW w:type="dxa" w:w="2772"/>
+            <w:tcW w:type="dxa" w:w="2443"/>
             <w:tcMar>
               <w:top w:w="90" w:type="dxa"/>
               <w:start w:w="90" w:type="dxa"/>
@@ -9174,28 +9188,28 @@
         </w:tc>
         <w:tc>
           <w:tcPr>
-            <w:tcW w:type="dxa" w:w="5477"/>
-            <w:tcMar>
-              <w:top w:w="90" w:type="dxa"/>
-              <w:start w:w="90" w:type="dxa"/>
-              <w:bottom w:w="90" w:type="dxa"/>
-              <w:end w:w="90" w:type="dxa"/>
-            </w:tcMar>
-            <w:vAlign w:val="center"/>
-          </w:tcPr>
-          <w:p>
-            <w:pPr>
-              <w:spacing w:after="0" w:before="0"/>
-              <w:jc w:val="left"/>
-            </w:pPr>
-            <w:r/>
-            <w:r>
-              <w:rPr>
-                <w:rFonts w:ascii="Arial" w:hAnsi="Arial"/>
-                <w:b w:val="0"/>
-                <w:sz w:val="16"/>
-              </w:rPr>
-              <w:t>Durante la ejecución, pulse Ctrl+C en la Terminal 3</w:t>
+            <w:tcW w:type="dxa" w:w="5975"/>
+            <w:tcMar>
+              <w:top w:w="90" w:type="dxa"/>
+              <w:start w:w="90" w:type="dxa"/>
+              <w:bottom w:w="90" w:type="dxa"/>
+              <w:end w:w="90" w:type="dxa"/>
+            </w:tcMar>
+            <w:vAlign w:val="center"/>
+          </w:tcPr>
+          <w:p>
+            <w:pPr>
+              <w:spacing w:after="0" w:before="0"/>
+              <w:jc w:val="left"/>
+            </w:pPr>
+            <w:r/>
+            <w:r>
+              <w:rPr>
+                <w:rFonts w:ascii="Arial" w:hAnsi="Arial"/>
+                <w:b w:val="0"/>
+                <w:sz w:val="16"/>
+              </w:rPr>
+              <w:t>Durante la ejecución, pulse Ctrl+C en la Terminal 3. Debe aparecer [SEGURIDAD] Cancelando la trayectoria en curso y, en RViz, el brazo queda detenido a mitad de camino</w:t>
             </w:r>
           </w:p>
         </w:tc>
@@ -9206,7 +9220,7 @@
         </w:trPr>
         <w:tc>
           <w:tcPr>
-            <w:tcW w:type="dxa" w:w="1383"/>
+            <w:tcW w:type="dxa" w:w="1219"/>
             <w:tcMar>
               <w:top w:w="90" w:type="dxa"/>
               <w:start w:w="90" w:type="dxa"/>
@@ -9234,7 +9248,7 @@
         </w:tc>
         <w:tc>
           <w:tcPr>
-            <w:tcW w:type="dxa" w:w="2772"/>
+            <w:tcW w:type="dxa" w:w="2443"/>
             <w:tcMar>
               <w:top w:w="90" w:type="dxa"/>
               <w:start w:w="90" w:type="dxa"/>
@@ -9262,7 +9276,7 @@
         </w:tc>
         <w:tc>
           <w:tcPr>
-            <w:tcW w:type="dxa" w:w="5477"/>
+            <w:tcW w:type="dxa" w:w="5975"/>
             <w:tcMar>
               <w:top w:w="90" w:type="dxa"/>
               <w:start w:w="90" w:type="dxa"/>
@@ -9345,7 +9359,11 @@
                 <w:rFonts w:ascii="Arial" w:hAnsi="Arial"/>
                 <w:sz w:val="16"/>
               </w:rPr>
-              <w:t>La prueba 4.8 es la más importante de la práctica. Sin la mesa, MoveIt encuentra un plan hacia un punto dentro de la mesa y el validador lo permite, porque no ve la geometría. Explique en el análisis qué capa protege de qué y vuelva a cargar la escena antes de continuar: ros2 run burger_kinova_reference escena_moveit.</w:t>
+              <w:t>La prueba 4.8 es la más importante de la práctica. Sin la mesa, MoveIt encuentra un plan hacia un punto dentro de la mesa, cuando en la 4.5 no lo encontraba, y el validador no tiene ninguna regla que mencione la mesa, porque no ve la geometría.</w:t>
+              <w:br/>
+              <w:t>El planificador (OMPL) es aleatorio, así que el resultado cambia de una corrida a otra. Al validar la guía, de 7 corridas 2 terminaron en PERMITIDA y las otras 5 las bloqueó otra regla: el recorrido acumulado (max_joint_travel_rad) o los límites de ±3.14 rad. Repita la prueba hasta obtener un PERMITIDA, con un máximo de 5 corridas, y anote en la Tabla 4 el resultado y la regla de cada una. Un bloqueo por recorrido no protege de la mesa: con otro plan, el mismo punto pasa.</w:t>
+              <w:br/>
+              <w:t>Explique en el análisis qué capa protege de qué y vuelva a cargar la escena antes de continuar: ros2 run burger_kinova_reference escena_moveit.</w:t>
             </w:r>
           </w:p>
         </w:tc>
@@ -9513,7 +9531,24 @@
           <w:i w:val="0"/>
           <w:sz w:val="18"/>
         </w:rPr>
-        <w:t>Estación anfitriona (docente o grupo anfitrión), dominio 0, por cable:</w:t>
+        <w:t>Estación anfitriona (docente o grupo anfitrión), dominio 0, sólo por cable:</w:t>
+      </w:r>
+    </w:p>
+    <w:p>
+      <w:pPr>
+        <w:keepNext w:val="0"/>
+        <w:spacing w:before="0" w:after="80" w:line="240" w:lineRule="auto"/>
+        <w:ind w:left="312" w:hanging="255"/>
+        <w:jc w:val="left"/>
+      </w:pPr>
+      <w:r>
+        <w:rPr>
+          <w:rFonts w:ascii="Arial" w:hAnsi="Arial"/>
+          <w:b w:val="0"/>
+          <w:i w:val="0"/>
+          <w:sz w:val="18"/>
+        </w:rPr>
+        <w:t>1. Antes de lanzar el driver, desconecte el WiFi de la anfitriona y compruebe que sólo queda la interfaz del cable. En WSL, desconéctelo desde Windows (en PowerShell: netsh wlan disconnect interface="&lt;nombre del adaptador&gt;").</w:t>
       </w:r>
     </w:p>
     <w:tbl>
@@ -9548,7 +9583,7 @@
                 <w:rFonts w:ascii="Courier New" w:hAnsi="Courier New"/>
                 <w:sz w:val="16"/>
               </w:rPr>
-              <w:t>export ROS_DOMAIN_ID=0</w:t>
+              <w:t>ip -brief -4 addr                  # sólo lo y la interfaz del cable</w:t>
             </w:r>
             <w:r>
               <w:br/>
@@ -9558,7 +9593,7 @@
                 <w:rFonts w:ascii="Courier New" w:hAnsi="Courier New"/>
                 <w:sz w:val="16"/>
               </w:rPr>
-              <w:t>ros2 launch burger_kinova_reference kinova_connection.launch.py \</w:t>
+              <w:t>ip route get 192.168.1.10          # la ruta al robot sale por esa interfaz</w:t>
             </w:r>
             <w:r>
               <w:br/>
@@ -9568,17 +9603,7 @@
                 <w:rFonts w:ascii="Courier New" w:hAnsi="Courier New"/>
                 <w:sz w:val="16"/>
               </w:rPr>
-              <w:t>start_driver:=true robot_ip:=192.168.1.10 use_fake_hardware:=false</w:t>
-            </w:r>
-            <w:r>
-              <w:br/>
-            </w:r>
-            <w:r>
-              <w:rPr>
-                <w:rFonts w:ascii="Courier New" w:hAnsi="Courier New"/>
-                <w:sz w:val="16"/>
-              </w:rPr>
-              <w:t>ros2 launch burger_kinova_reference moveit_planificacion.launch.py use_fake_hardware:=false</w:t>
+              <w:t>ping -c 50 -i 0.05 -q 192.168.1.10 # mdev ≲ 0.5 ms; con WiFi activo rondaba 2.8 ms</w:t>
             </w:r>
           </w:p>
         </w:tc>
@@ -9598,6 +9623,232 @@
           <w:i w:val="0"/>
           <w:sz w:val="4"/>
         </w:rPr>
+      </w:r>
+    </w:p>
+    <w:p>
+      <w:pPr>
+        <w:keepNext w:val="0"/>
+        <w:spacing w:before="0" w:after="80" w:line="240" w:lineRule="auto"/>
+        <w:ind w:left="0" w:firstLine="0"/>
+        <w:jc w:val="both"/>
+      </w:pPr>
+      <w:r>
+        <w:rPr>
+          <w:rFonts w:ascii="Arial" w:hAnsi="Arial"/>
+          <w:b w:val="0"/>
+          <w:i w:val="0"/>
+          <w:sz w:val="18"/>
+        </w:rPr>
+        <w:t>Si el driver, la escena o el daemon de ROS se lanzaron con el WiFi activo, relánzalos: la sesión del driver y Cyclone DDS quedan atados a la interfaz del WiFi (TROUBLESHOOTING.md §3.7).</w:t>
+      </w:r>
+    </w:p>
+    <w:p>
+      <w:pPr>
+        <w:keepNext w:val="0"/>
+        <w:spacing w:before="0" w:after="80" w:line="240" w:lineRule="auto"/>
+        <w:ind w:left="312" w:hanging="255"/>
+        <w:jc w:val="left"/>
+      </w:pPr>
+      <w:r>
+        <w:rPr>
+          <w:rFonts w:ascii="Arial" w:hAnsi="Arial"/>
+          <w:b w:val="0"/>
+          <w:i w:val="0"/>
+          <w:sz w:val="18"/>
+        </w:rPr>
+        <w:t>2. Lance el driver y MoveIt. Con use_fake_hardware:=false, moveit_planificacion.launch.py abre RViz con nice -n 19 para que no retrase el ciclo de control del driver.</w:t>
+      </w:r>
+    </w:p>
+    <w:tbl>
+      <w:tblPr>
+        <w:tblW w:type="auto" w:w="0"/>
+        <w:jc w:val="center"/>
+        <w:tblLayout w:type="autofit"/>
+        <w:tblLook w:firstColumn="1" w:firstRow="1" w:lastColumn="0" w:lastRow="0" w:noHBand="0" w:noVBand="1" w:val="04A0"/>
+      </w:tblPr>
+      <w:tblGrid>
+        <w:gridCol w:w="8840"/>
+      </w:tblGrid>
+      <w:tr>
+        <w:tc>
+          <w:tcPr>
+            <w:tcW w:type="dxa" w:w="8840"/>
+            <w:shd w:fill="F2F2F2"/>
+            <w:tcMar>
+              <w:top w:w="100" w:type="dxa"/>
+              <w:start w:w="140" w:type="dxa"/>
+              <w:bottom w:w="100" w:type="dxa"/>
+              <w:end w:w="140" w:type="dxa"/>
+            </w:tcMar>
+          </w:tcPr>
+          <w:p>
+            <w:pPr>
+              <w:spacing w:after="0"/>
+            </w:pPr>
+            <w:r/>
+            <w:r>
+              <w:rPr>
+                <w:rFonts w:ascii="Courier New" w:hAnsi="Courier New"/>
+                <w:sz w:val="16"/>
+              </w:rPr>
+              <w:t>export ROS_DOMAIN_ID=0</w:t>
+            </w:r>
+            <w:r>
+              <w:br/>
+            </w:r>
+            <w:r>
+              <w:rPr>
+                <w:rFonts w:ascii="Courier New" w:hAnsi="Courier New"/>
+                <w:sz w:val="16"/>
+              </w:rPr>
+              <w:t>ros2 launch burger_kinova_reference kinova_connection.launch.py \</w:t>
+            </w:r>
+            <w:r>
+              <w:br/>
+            </w:r>
+            <w:r>
+              <w:rPr>
+                <w:rFonts w:ascii="Courier New" w:hAnsi="Courier New"/>
+                <w:sz w:val="16"/>
+              </w:rPr>
+              <w:t>start_driver:=true robot_ip:=192.168.1.10 use_fake_hardware:=false</w:t>
+            </w:r>
+            <w:r>
+              <w:br/>
+            </w:r>
+            <w:r>
+              <w:rPr>
+                <w:rFonts w:ascii="Courier New" w:hAnsi="Courier New"/>
+                <w:sz w:val="16"/>
+              </w:rPr>
+              <w:t>ros2 launch burger_kinova_reference moveit_planificacion.launch.py use_fake_hardware:=false</w:t>
+            </w:r>
+            <w:r>
+              <w:br/>
+            </w:r>
+            <w:r>
+              <w:rPr>
+                <w:rFonts w:ascii="Courier New" w:hAnsi="Courier New"/>
+                <w:sz w:val="16"/>
+              </w:rPr>
+              <w:t>ss -tanp | grep 192.168.1.10       # la sesión sale desde la IP del cable</w:t>
+            </w:r>
+          </w:p>
+        </w:tc>
+      </w:tr>
+    </w:tbl>
+    <w:p>
+      <w:pPr>
+        <w:keepNext w:val="0"/>
+        <w:spacing w:before="0" w:after="80" w:line="240" w:lineRule="auto"/>
+        <w:ind w:left="0" w:firstLine="0"/>
+        <w:jc w:val="both"/>
+      </w:pPr>
+      <w:r>
+        <w:rPr>
+          <w:rFonts w:ascii="Arial" w:hAnsi="Arial"/>
+          <w:b w:val="0"/>
+          <w:i w:val="0"/>
+          <w:sz w:val="4"/>
+        </w:rPr>
+      </w:r>
+    </w:p>
+    <w:p>
+      <w:pPr>
+        <w:keepNext w:val="0"/>
+        <w:spacing w:before="0" w:after="80" w:line="240" w:lineRule="auto"/>
+        <w:ind w:left="312" w:hanging="255"/>
+        <w:jc w:val="left"/>
+      </w:pPr>
+      <w:r>
+        <w:rPr>
+          <w:rFonts w:ascii="Arial" w:hAnsi="Arial"/>
+          <w:b w:val="0"/>
+          <w:i w:val="0"/>
+          <w:sz w:val="18"/>
+        </w:rPr>
+        <w:t>3. Lleve el brazo a su posición Home con la Web App de Kinova o con el mando, antes del primer turno y siempre que un grupo lo deje en otra pose. La secuencia empieza por home, y el validador limita el recorrido de cada articulación a max_joint_travel_rad = 3.0 rad. Desde una pose con la muñeca girada media vuelta, home exige ~3.1 rad en joint_4 y joint_6 y el modo seco la bloquea:</w:t>
+      </w:r>
+    </w:p>
+    <w:tbl>
+      <w:tblPr>
+        <w:tblW w:type="auto" w:w="0"/>
+        <w:jc w:val="center"/>
+        <w:tblLayout w:type="autofit"/>
+        <w:tblLook w:firstColumn="1" w:firstRow="1" w:lastColumn="0" w:lastRow="0" w:noHBand="0" w:noVBand="1" w:val="04A0"/>
+      </w:tblPr>
+      <w:tblGrid>
+        <w:gridCol w:w="8840"/>
+      </w:tblGrid>
+      <w:tr>
+        <w:tc>
+          <w:tcPr>
+            <w:tcW w:type="dxa" w:w="8840"/>
+            <w:shd w:fill="F2F2F2"/>
+            <w:tcMar>
+              <w:top w:w="100" w:type="dxa"/>
+              <w:start w:w="140" w:type="dxa"/>
+              <w:bottom w:w="100" w:type="dxa"/>
+              <w:end w:w="140" w:type="dxa"/>
+            </w:tcMar>
+          </w:tcPr>
+          <w:p>
+            <w:pPr>
+              <w:spacing w:after="0"/>
+            </w:pPr>
+            <w:r/>
+            <w:r>
+              <w:rPr>
+                <w:rFonts w:ascii="Courier New" w:hAnsi="Courier New"/>
+                <w:sz w:val="16"/>
+              </w:rPr>
+              <w:t>- joint_4: recorrido acumulado 3.094 rad supera max_joint_travel_rad=3.000</w:t>
+            </w:r>
+            <w:r>
+              <w:br/>
+            </w:r>
+            <w:r>
+              <w:rPr>
+                <w:rFonts w:ascii="Courier New" w:hAnsi="Courier New"/>
+                <w:sz w:val="16"/>
+              </w:rPr>
+              <w:t>- joint_6: recorrido acumulado 3.128 rad supera max_joint_travel_rad=3.000</w:t>
+            </w:r>
+          </w:p>
+        </w:tc>
+      </w:tr>
+    </w:tbl>
+    <w:p>
+      <w:pPr>
+        <w:keepNext w:val="0"/>
+        <w:spacing w:before="0" w:after="80" w:line="240" w:lineRule="auto"/>
+        <w:ind w:left="0" w:firstLine="0"/>
+        <w:jc w:val="both"/>
+      </w:pPr>
+      <w:r>
+        <w:rPr>
+          <w:rFonts w:ascii="Arial" w:hAnsi="Arial"/>
+          <w:b w:val="0"/>
+          <w:i w:val="0"/>
+          <w:sz w:val="4"/>
+        </w:rPr>
+      </w:r>
+    </w:p>
+    <w:p>
+      <w:pPr>
+        <w:keepNext w:val="0"/>
+        <w:spacing w:before="0" w:after="80" w:line="240" w:lineRule="auto"/>
+        <w:ind w:left="0" w:firstLine="0"/>
+        <w:jc w:val="both"/>
+      </w:pPr>
+      <w:r>
+        <w:rPr>
+          <w:rFonts w:ascii="Arial" w:hAnsi="Arial"/>
+          <w:b w:val="0"/>
+          <w:i w:val="0"/>
+          <w:sz w:val="18"/>
+        </w:rPr>
+        <w:t>Ese bloqueo es correcto: no amplíe el límite. Lleve el brazo a Home y repita el modo seco.</w:t>
       </w:r>
     </w:p>
     <w:p>
@@ -14608,7 +14859,7 @@
           <w:i w:val="0"/>
           <w:sz w:val="18"/>
         </w:rPr>
-        <w:t>5. Proyecto burger_delivery. burger_kinova_reference/README.md §13, burger_description/urdf/delivery_scene_fixed.urdf y TROUBLESHOOTING.md §2.</w:t>
+        <w:t>5. Proyecto burger_delivery. burger_kinova_reference/README.md §13, burger_description/urdf/delivery_scene_fixed.urdf y TROUBLESHOOTING.md §2 y §3.7.</w:t>
       </w:r>
     </w:p>
     <w:tbl>

--- a/education/guias_laboratorio/GUIA_LAB_04_MOVEIT2_EJECUCION_SEGURA.docx
+++ b/education/guias_laboratorio/GUIA_LAB_04_MOVEIT2_EJECUCION_SEGURA.docx
@@ -7624,7 +7624,7 @@
                 <w:rFonts w:ascii="Courier New" w:hAnsi="Courier New"/>
                 <w:sz w:val="16"/>
               </w:rPr>
-              <w:t>export ROS_DOMAIN_ID=((10 + NN))      # NN = número de grupo, p. ej. 13 para eq03</w:t>
+              <w:t>export ROS_DOMAIN_ID=$((10 + NN))      # NN = número de grupo, p. ej. 13 para eq03</w:t>
             </w:r>
             <w:r>
               <w:br/>
@@ -7906,7 +7906,7 @@
                 <w:rFonts w:ascii="Courier New" w:hAnsi="Courier New"/>
                 <w:sz w:val="16"/>
               </w:rPr>
-              <w:t>cp (ros2 pkg prefix burger_description)/share/burger_description/urdf/delivery_scene_fixed.urdf /tmp/escena_z0.urdf</w:t>
+              <w:t>cp $(ros2 pkg prefix burger_description)/share/burger_description/urdf/delivery_scene_fixed.urdf /tmp/escena_z0.urdf</w:t>
             </w:r>
             <w:r>
               <w:br/>
@@ -7936,7 +7936,7 @@
                 <w:rFonts w:ascii="Courier New" w:hAnsi="Courier New"/>
                 <w:sz w:val="16"/>
               </w:rPr>
-              <w:t>echo "código de salida: ?"</w:t>
+              <w:t>echo "código de salida: $?"</w:t>
             </w:r>
           </w:p>
         </w:tc>
@@ -8100,7 +8100,7 @@
                 <w:rFonts w:ascii="Courier New" w:hAnsi="Courier New"/>
                 <w:sz w:val="16"/>
               </w:rPr>
-              <w:t>SHARE=(ros2 pkg prefix burger_kinova_reference)/share/burger_kinova_reference</w:t>
+              <w:t>SHARE=$(ros2 pkg prefix burger_kinova_reference)/share/burger_kinova_reference</w:t>
             </w:r>
             <w:r>
               <w:br/>
@@ -8120,7 +8120,7 @@
                 <w:rFonts w:ascii="Courier New" w:hAnsi="Courier New"/>
                 <w:sz w:val="16"/>
               </w:rPr>
-              <w:t>--params-file SHARE/config/kinova_connection.yaml \</w:t>
+              <w:t>--params-file $SHARE/config/kinova_connection.yaml \</w:t>
             </w:r>
             <w:r>
               <w:br/>
@@ -8130,7 +8130,7 @@
                 <w:rFonts w:ascii="Courier New" w:hAnsi="Courier New"/>
                 <w:sz w:val="16"/>
               </w:rPr>
-              <w:t>-p goals_file:=SHARE/config/metas_moveit.yaml \</w:t>
+              <w:t>-p goals_file:=$SHARE/config/metas_moveit.yaml \</w:t>
             </w:r>
             <w:r>
               <w:br/>
@@ -8140,7 +8140,7 @@
                 <w:rFonts w:ascii="Courier New" w:hAnsi="Courier New"/>
                 <w:sz w:val="16"/>
               </w:rPr>
-              <w:t>-p report_file:=HOME/lab04_eqNN/seco.jsonl</w:t>
+              <w:t>-p report_file:=$HOME/lab04_eqNN/seco.jsonl</w:t>
             </w:r>
           </w:p>
         </w:tc>
@@ -8287,7 +8287,7 @@
                 <w:rFonts w:ascii="Courier New" w:hAnsi="Courier New"/>
                 <w:sz w:val="16"/>
               </w:rPr>
-              <w:t>--params-file SHARE/config/kinova_connection.yaml \</w:t>
+              <w:t>--params-file $SHARE/config/kinova_connection.yaml \</w:t>
             </w:r>
             <w:r>
               <w:br/>
@@ -8297,7 +8297,7 @@
                 <w:rFonts w:ascii="Courier New" w:hAnsi="Courier New"/>
                 <w:sz w:val="16"/>
               </w:rPr>
-              <w:t>-p goals_file:=SHARE/config/metas_moveit.yaml \</w:t>
+              <w:t>-p goals_file:=$SHARE/config/metas_moveit.yaml \</w:t>
             </w:r>
             <w:r>
               <w:br/>
@@ -8317,7 +8317,7 @@
                 <w:rFonts w:ascii="Courier New" w:hAnsi="Courier New"/>
                 <w:sz w:val="16"/>
               </w:rPr>
-              <w:t>-p report_file:=HOME/lab04_eqNN/fake.jsonl</w:t>
+              <w:t>-p report_file:=$HOME/lab04_eqNN/fake.jsonl</w:t>
             </w:r>
           </w:p>
         </w:tc>
@@ -8454,7 +8454,7 @@
                 <w:rFonts w:ascii="Courier New" w:hAnsi="Courier New"/>
                 <w:sz w:val="16"/>
               </w:rPr>
-              <w:t>mkdir -p HOME/lab04_eqNN &amp;&amp; cp SHARE/config/metas_moveit.yaml HOME/lab04_eqNN/metas_eqNN.yaml</w:t>
+              <w:t>mkdir -p $HOME/lab04_eqNN &amp;&amp; cp $SHARE/config/metas_moveit.yaml $HOME/lab04_eqNN/metas_eqNN.yaml</w:t>
             </w:r>
           </w:p>
         </w:tc>
@@ -9676,7 +9676,7 @@
                 <w:rFonts w:ascii="Courier New" w:hAnsi="Courier New"/>
                 <w:sz w:val="16"/>
               </w:rPr>
-              <w:t>SHARE=(ros2 pkg prefix burger_kinova_reference)/share/burger_kinova_reference</w:t>
+              <w:t>SHARE=$(ros2 pkg prefix burger_kinova_reference)/share/burger_kinova_reference</w:t>
             </w:r>
             <w:r>
               <w:br/>
@@ -9686,7 +9686,7 @@
                 <w:rFonts w:ascii="Courier New" w:hAnsi="Courier New"/>
                 <w:sz w:val="16"/>
               </w:rPr>
-              <w:t>bash SHARE/scripts/record_kinova_bag.sh lab04_eqNN_real 120</w:t>
+              <w:t>bash $SHARE/scripts/record_kinova_bag.sh lab04_eqNN_real 120</w:t>
             </w:r>
           </w:p>
         </w:tc>
@@ -9767,7 +9767,7 @@
                 <w:rFonts w:ascii="Courier New" w:hAnsi="Courier New"/>
                 <w:sz w:val="16"/>
               </w:rPr>
-              <w:t>--params-file SHARE/config/kinova_connection.yaml \</w:t>
+              <w:t>--params-file $SHARE/config/kinova_connection.yaml \</w:t>
             </w:r>
             <w:r>
               <w:br/>
@@ -9787,7 +9787,7 @@
                 <w:rFonts w:ascii="Courier New" w:hAnsi="Courier New"/>
                 <w:sz w:val="16"/>
               </w:rPr>
-              <w:t>-p goals_file:=HOME/lab04_eqNN/metas_eqNN.yaml \</w:t>
+              <w:t>-p goals_file:=$HOME/lab04_eqNN/metas_eqNN.yaml \</w:t>
             </w:r>
             <w:r>
               <w:br/>
@@ -9797,7 +9797,7 @@
                 <w:rFonts w:ascii="Courier New" w:hAnsi="Courier New"/>
                 <w:sz w:val="16"/>
               </w:rPr>
-              <w:t>-p report_file:=HOME/lab04_eqNN/real.jsonl</w:t>
+              <w:t>-p report_file:=$HOME/lab04_eqNN/real.jsonl</w:t>
             </w:r>
           </w:p>
         </w:tc>
@@ -9895,7 +9895,7 @@
                 <w:rFonts w:ascii="Courier New" w:hAnsi="Courier New"/>
                 <w:sz w:val="16"/>
               </w:rPr>
-              <w:t>--params-file SHARE/config/kinova_connection.yaml \</w:t>
+              <w:t>--params-file $SHARE/config/kinova_connection.yaml \</w:t>
             </w:r>
             <w:r>
               <w:br/>
@@ -9915,7 +9915,7 @@
                 <w:rFonts w:ascii="Courier New" w:hAnsi="Courier New"/>
                 <w:sz w:val="16"/>
               </w:rPr>
-              <w:t>-p goals_file:=HOME/lab04_eqNN/metas_eqNN.yaml \</w:t>
+              <w:t>-p goals_file:=$HOME/lab04_eqNN/metas_eqNN.yaml \</w:t>
             </w:r>
             <w:r>
               <w:br/>
@@ -9925,7 +9925,7 @@
                 <w:rFonts w:ascii="Courier New" w:hAnsi="Courier New"/>
                 <w:sz w:val="16"/>
               </w:rPr>
-              <w:t>-p report_file:=HOME/lab04_eqNN/real.jsonl</w:t>
+              <w:t>-p report_file:=$HOME/lab04_eqNN/real.jsonl</w:t>
             </w:r>
           </w:p>
         </w:tc>
